--- a/bank/task_06/variant_24.docx
+++ b/bank/task_06/variant_24.docx
@@ -4,20 +4,16 @@
   <w:body>
     <w:p>
       <w:pPr>
-        <w:spacing w:before="240" w:after="240" w:line="240" w:lineRule="auto"/>
-        <w:jc w:val="both"/>
-        <w:rPr>
-          <w:rFonts w:ascii="Cambria Math" w:eastAsia="Times New Roman" w:hAnsi="Cambria Math" w:cs="Segoe UI"/>
-          <w:sz w:val="24"/>
+        <w:rPr>
+          <w:rFonts w:eastAsia="Times New Roman"/>
           <w:szCs w:val="28"/>
           <w:lang w:eastAsia="ru-RU"/>
         </w:rPr>
       </w:pPr>
       <w:r>
         <w:rPr>
-          <w:rFonts w:ascii="Cambria Math" w:eastAsia="Times New Roman" w:hAnsi="Cambria Math" w:cs="Segoe UI"/>
+          <w:rFonts w:eastAsia="Times New Roman"/>
           <w:bCs/>
-          <w:sz w:val="24"/>
           <w:szCs w:val="28"/>
           <w:lang w:eastAsia="ru-RU"/>
         </w:rPr>
@@ -25,8 +21,7 @@
       </w:r>
       <w:r>
         <w:rPr>
-          <w:rFonts w:ascii="Cambria Math" w:eastAsia="Times New Roman" w:hAnsi="Cambria Math" w:cs="Segoe UI"/>
-          <w:sz w:val="24"/>
+          <w:rFonts w:eastAsia="Times New Roman"/>
           <w:szCs w:val="28"/>
           <w:lang w:eastAsia="ru-RU"/>
         </w:rPr>
@@ -34,8 +29,7 @@
       </w:r>
       <w:r>
         <w:rPr>
-          <w:rFonts w:ascii="Cambria Math" w:eastAsia="Times New Roman" w:hAnsi="Cambria Math" w:cs="Segoe UI"/>
-          <w:sz w:val="24"/>
+          <w:rFonts w:eastAsia="Times New Roman"/>
           <w:szCs w:val="28"/>
           <w:lang w:eastAsia="ru-RU"/>
         </w:rPr>
@@ -45,19 +39,15 @@
     </w:p>
     <w:p>
       <w:pPr>
-        <w:spacing w:before="240" w:after="240" w:line="240" w:lineRule="auto"/>
-        <w:jc w:val="center"/>
-        <w:rPr>
-          <w:rFonts w:ascii="Cambria Math" w:eastAsia="Times New Roman" w:hAnsi="Cambria Math" w:cs="Segoe UI"/>
-          <w:sz w:val="24"/>
+        <w:rPr>
+          <w:rFonts w:eastAsia="Times New Roman"/>
           <w:szCs w:val="28"/>
           <w:lang w:eastAsia="ru-RU"/>
         </w:rPr>
       </w:pPr>
       <w:r>
         <w:rPr>
-          <w:rFonts w:ascii="Cambria Math" w:eastAsia="Times New Roman" w:hAnsi="Cambria Math" w:cs="Segoe UI"/>
-          <w:sz w:val="24"/>
+          <w:rFonts w:eastAsia="Times New Roman"/>
           <w:szCs w:val="28"/>
           <w:lang w:eastAsia="ru-RU"/>
         </w:rPr>
@@ -65,8 +55,7 @@
       </w:r>
       <w:r>
         <w:rPr>
-          <w:rFonts w:ascii="Cambria Math" w:eastAsia="Times New Roman" w:hAnsi="Cambria Math" w:cs="Segoe UI"/>
-          <w:sz w:val="24"/>
+          <w:rFonts w:eastAsia="Times New Roman"/>
           <w:szCs w:val="28"/>
           <w:lang w:eastAsia="ru-RU"/>
         </w:rPr>
@@ -74,8 +63,7 @@
       </w:r>
       <w:r>
         <w:rPr>
-          <w:rFonts w:ascii="Cambria Math" w:eastAsia="Times New Roman" w:hAnsi="Cambria Math" w:cs="Segoe UI"/>
-          <w:sz w:val="24"/>
+          <w:rFonts w:eastAsia="Times New Roman"/>
           <w:szCs w:val="28"/>
           <w:lang w:eastAsia="ru-RU"/>
         </w:rPr>
@@ -83,8 +71,7 @@
       </w:r>
       <w:r>
         <w:rPr>
-          <w:rFonts w:ascii="Cambria Math" w:eastAsia="Times New Roman" w:hAnsi="Cambria Math" w:cs="Segoe UI"/>
-          <w:sz w:val="24"/>
+          <w:rFonts w:eastAsia="Times New Roman"/>
           <w:szCs w:val="28"/>
           <w:lang w:eastAsia="ru-RU"/>
         </w:rPr>
@@ -92,8 +79,7 @@
       </w:r>
       <w:r>
         <w:rPr>
-          <w:rFonts w:ascii="Cambria Math" w:eastAsia="Times New Roman" w:hAnsi="Cambria Math" w:cs="Segoe UI"/>
-          <w:sz w:val="24"/>
+          <w:rFonts w:eastAsia="Times New Roman"/>
           <w:szCs w:val="28"/>
           <w:lang w:eastAsia="ru-RU"/>
         </w:rPr>
@@ -102,11 +88,8 @@
     </w:p>
     <w:p>
       <w:pPr>
-        <w:spacing w:before="240" w:after="240" w:line="240" w:lineRule="auto"/>
-        <w:jc w:val="center"/>
-        <w:rPr>
-          <w:rFonts w:ascii="Cambria Math" w:eastAsia="Times New Roman" w:hAnsi="Cambria Math" w:cs="Segoe UI"/>
-          <w:sz w:val="24"/>
+        <w:rPr>
+          <w:rFonts w:eastAsia="Times New Roman"/>
           <w:szCs w:val="28"/>
           <w:lang w:eastAsia="ru-RU"/>
         </w:rPr>
@@ -114,12 +97,11 @@
       <w:r>
         <w:rPr>
           <w:noProof/>
-          <w:sz w:val="24"/>
         </w:rPr>
         <w:drawing>
-          <wp:inline distT="0" distB="0" distL="0" distR="0" wp14:anchorId="785E3717" wp14:editId="517455E1">
-            <wp:extent cx="5810250" cy="1921852"/>
-            <wp:effectExtent l="0" t="0" r="0" b="2540"/>
+          <wp:inline distT="0" distB="0" distL="0" distR="0" wp14:anchorId="785E3717" wp14:editId="03EE1FE9">
+            <wp:extent cx="5219700" cy="1726517"/>
+            <wp:effectExtent l="0" t="0" r="0" b="7620"/>
             <wp:docPr id="27" name="Рисунок 27"/>
             <wp:cNvGraphicFramePr>
               <a:graphicFrameLocks xmlns:a="http://schemas.openxmlformats.org/drawingml/2006/main" noChangeAspect="1"/>
@@ -140,7 +122,7 @@
                   <pic:spPr>
                     <a:xfrm>
                       <a:off x="0" y="0"/>
-                      <a:ext cx="5838060" cy="1931051"/>
+                      <a:ext cx="5258181" cy="1739245"/>
                     </a:xfrm>
                     <a:prstGeom prst="rect">
                       <a:avLst/>
@@ -155,18 +137,15 @@
     </w:p>
     <w:p>
       <w:pPr>
-        <w:spacing w:before="240" w:after="0" w:line="240" w:lineRule="auto"/>
-        <w:rPr>
-          <w:rFonts w:ascii="Cambria Math" w:eastAsia="Times New Roman" w:hAnsi="Cambria Math" w:cs="Segoe UI"/>
-          <w:sz w:val="24"/>
+        <w:rPr>
+          <w:rFonts w:eastAsia="Times New Roman"/>
           <w:szCs w:val="28"/>
           <w:lang w:eastAsia="ru-RU"/>
         </w:rPr>
       </w:pPr>
       <w:r>
         <w:rPr>
-          <w:rFonts w:ascii="Cambria Math" w:eastAsia="Times New Roman" w:hAnsi="Cambria Math" w:cs="Segoe UI"/>
-          <w:sz w:val="24"/>
+          <w:rFonts w:eastAsia="Times New Roman"/>
           <w:szCs w:val="28"/>
           <w:lang w:eastAsia="ru-RU"/>
         </w:rPr>
@@ -179,10 +158,36 @@
           <w:ilvl w:val="0"/>
           <w:numId w:val="1"/>
         </w:numPr>
-        <w:spacing w:before="100" w:beforeAutospacing="1" w:after="0" w:line="240" w:lineRule="auto"/>
-        <w:rPr>
-          <w:rFonts w:ascii="Cambria Math" w:eastAsia="Times New Roman" w:hAnsi="Cambria Math" w:cs="Segoe UI"/>
-          <w:sz w:val="24"/>
+        <w:spacing w:before="100" w:beforeAutospacing="1"/>
+        <w:ind w:firstLine="0"/>
+        <w:rPr>
+          <w:rFonts w:ascii="Cambria Math" w:eastAsia="Times New Roman" w:hAnsi="Cambria Math"/>
+          <w:szCs w:val="28"/>
+          <w:lang w:eastAsia="ru-RU"/>
+          <w:oMath/>
+        </w:rPr>
+        <w:sectPr>
+          <w:pgSz w:w="11906" w:h="16838"/>
+          <w:pgMar w:top="850" w:right="850" w:bottom="850" w:left="850" w:header="708" w:footer="708" w:gutter="0"/>
+          <w:cols w:space="708"/>
+          <w:docGrid w:linePitch="360"/>
+        </w:sectPr>
+      </w:pPr>
+    </w:p>
+    <w:p>
+      <w:pPr>
+        <w:numPr>
+          <w:ilvl w:val="0"/>
+          <w:numId w:val="1"/>
+        </w:numPr>
+        <w:tabs>
+          <w:tab w:val="clear" w:pos="720"/>
+          <w:tab w:val="num" w:pos="0"/>
+        </w:tabs>
+        <w:spacing w:before="100" w:beforeAutospacing="1"/>
+        <w:ind w:left="0" w:firstLine="0"/>
+        <w:rPr>
+          <w:rFonts w:eastAsia="Times New Roman"/>
           <w:szCs w:val="28"/>
           <w:lang w:eastAsia="ru-RU"/>
         </w:rPr>
@@ -190,8 +195,7 @@
       <m:oMath>
         <m:r>
           <w:rPr>
-            <w:rFonts w:ascii="Cambria Math" w:eastAsia="Times New Roman" w:hAnsi="Cambria Math" w:cs="Segoe UI"/>
-            <w:sz w:val="24"/>
+            <w:rFonts w:ascii="Cambria Math" w:eastAsia="Times New Roman" w:hAnsi="Cambria Math"/>
             <w:szCs w:val="28"/>
             <w:lang w:eastAsia="ru-RU"/>
           </w:rPr>
@@ -201,9 +205,8 @@
           <m:fPr>
             <m:ctrlPr>
               <w:rPr>
-                <w:rFonts w:ascii="Cambria Math" w:eastAsia="Times New Roman" w:hAnsi="Cambria Math" w:cs="Segoe UI"/>
+                <w:rFonts w:ascii="Cambria Math" w:eastAsia="Times New Roman" w:hAnsi="Cambria Math"/>
                 <w:i/>
-                <w:sz w:val="24"/>
                 <w:szCs w:val="28"/>
                 <w:lang w:eastAsia="ru-RU"/>
               </w:rPr>
@@ -212,8 +215,7 @@
           <m:num>
             <m:r>
               <w:rPr>
-                <w:rFonts w:ascii="Cambria Math" w:eastAsia="Times New Roman" w:hAnsi="Cambria Math" w:cs="Segoe UI"/>
-                <w:sz w:val="24"/>
+                <w:rFonts w:ascii="Cambria Math" w:eastAsia="Times New Roman" w:hAnsi="Cambria Math"/>
                 <w:szCs w:val="28"/>
                 <w:lang w:eastAsia="ru-RU"/>
               </w:rPr>
@@ -223,8 +225,7 @@
           <m:den>
             <m:r>
               <w:rPr>
-                <w:rFonts w:ascii="Cambria Math" w:eastAsia="Times New Roman" w:hAnsi="Cambria Math" w:cs="Segoe UI"/>
-                <w:sz w:val="24"/>
+                <w:rFonts w:ascii="Cambria Math" w:eastAsia="Times New Roman" w:hAnsi="Cambria Math"/>
                 <w:szCs w:val="28"/>
                 <w:lang w:eastAsia="ru-RU"/>
               </w:rPr>
@@ -240,10 +241,14 @@
           <w:ilvl w:val="0"/>
           <w:numId w:val="1"/>
         </w:numPr>
-        <w:spacing w:before="100" w:beforeAutospacing="1" w:after="0" w:line="240" w:lineRule="auto"/>
-        <w:rPr>
-          <w:rFonts w:ascii="Cambria Math" w:eastAsia="Times New Roman" w:hAnsi="Cambria Math" w:cs="Segoe UI"/>
-          <w:sz w:val="24"/>
+        <w:tabs>
+          <w:tab w:val="clear" w:pos="720"/>
+          <w:tab w:val="num" w:pos="0"/>
+        </w:tabs>
+        <w:spacing w:before="100" w:beforeAutospacing="1"/>
+        <w:ind w:left="0" w:firstLine="0"/>
+        <w:rPr>
+          <w:rFonts w:eastAsia="Times New Roman"/>
           <w:szCs w:val="28"/>
           <w:lang w:eastAsia="ru-RU"/>
         </w:rPr>
@@ -251,8 +256,7 @@
       <m:oMath>
         <m:r>
           <w:rPr>
-            <w:rFonts w:ascii="Cambria Math" w:eastAsia="Times New Roman" w:hAnsi="Cambria Math" w:cs="Segoe UI"/>
-            <w:sz w:val="24"/>
+            <w:rFonts w:ascii="Cambria Math" w:eastAsia="Times New Roman" w:hAnsi="Cambria Math"/>
             <w:szCs w:val="28"/>
             <w:lang w:eastAsia="ru-RU"/>
           </w:rPr>
@@ -262,9 +266,8 @@
           <m:sSupPr>
             <m:ctrlPr>
               <w:rPr>
-                <w:rFonts w:ascii="Cambria Math" w:eastAsia="Times New Roman" w:hAnsi="Cambria Math" w:cs="Segoe UI"/>
+                <w:rFonts w:ascii="Cambria Math" w:eastAsia="Times New Roman" w:hAnsi="Cambria Math"/>
                 <w:i/>
-                <w:sz w:val="24"/>
                 <w:szCs w:val="28"/>
                 <w:lang w:eastAsia="ru-RU"/>
               </w:rPr>
@@ -273,8 +276,7 @@
           <m:e>
             <m:r>
               <w:rPr>
-                <w:rFonts w:ascii="Cambria Math" w:eastAsia="Times New Roman" w:hAnsi="Cambria Math" w:cs="Segoe UI"/>
-                <w:sz w:val="24"/>
+                <w:rFonts w:ascii="Cambria Math" w:eastAsia="Times New Roman" w:hAnsi="Cambria Math"/>
                 <w:szCs w:val="28"/>
                 <w:lang w:eastAsia="ru-RU"/>
               </w:rPr>
@@ -284,8 +286,7 @@
           <m:sup>
             <m:r>
               <w:rPr>
-                <w:rFonts w:ascii="Cambria Math" w:eastAsia="Times New Roman" w:hAnsi="Cambria Math" w:cs="Segoe UI"/>
-                <w:sz w:val="24"/>
+                <w:rFonts w:ascii="Cambria Math" w:eastAsia="Times New Roman" w:hAnsi="Cambria Math"/>
                 <w:szCs w:val="28"/>
                 <w:lang w:eastAsia="ru-RU"/>
               </w:rPr>
@@ -295,8 +296,7 @@
         </m:sSup>
         <m:r>
           <w:rPr>
-            <w:rFonts w:ascii="Cambria Math" w:eastAsia="Times New Roman" w:hAnsi="Cambria Math" w:cs="Segoe UI"/>
-            <w:sz w:val="24"/>
+            <w:rFonts w:ascii="Cambria Math" w:eastAsia="Times New Roman" w:hAnsi="Cambria Math"/>
             <w:szCs w:val="28"/>
             <w:lang w:eastAsia="ru-RU"/>
           </w:rPr>
@@ -310,10 +310,14 @@
           <w:ilvl w:val="0"/>
           <w:numId w:val="1"/>
         </w:numPr>
-        <w:spacing w:before="100" w:beforeAutospacing="1" w:after="0" w:line="240" w:lineRule="auto"/>
-        <w:rPr>
-          <w:rFonts w:ascii="Cambria Math" w:eastAsia="Times New Roman" w:hAnsi="Cambria Math" w:cs="Segoe UI"/>
-          <w:sz w:val="24"/>
+        <w:tabs>
+          <w:tab w:val="clear" w:pos="720"/>
+          <w:tab w:val="num" w:pos="0"/>
+        </w:tabs>
+        <w:spacing w:before="100" w:beforeAutospacing="1"/>
+        <w:ind w:left="0" w:firstLine="0"/>
+        <w:rPr>
+          <w:rFonts w:eastAsia="Times New Roman"/>
           <w:szCs w:val="28"/>
           <w:lang w:eastAsia="ru-RU"/>
         </w:rPr>
@@ -321,8 +325,7 @@
       <m:oMath>
         <m:r>
           <w:rPr>
-            <w:rFonts w:ascii="Cambria Math" w:eastAsia="Times New Roman" w:hAnsi="Cambria Math" w:cs="Segoe UI"/>
-            <w:sz w:val="24"/>
+            <w:rFonts w:ascii="Cambria Math" w:eastAsia="Times New Roman" w:hAnsi="Cambria Math"/>
             <w:szCs w:val="28"/>
             <w:lang w:eastAsia="ru-RU"/>
           </w:rPr>
@@ -336,10 +339,14 @@
           <w:ilvl w:val="0"/>
           <w:numId w:val="1"/>
         </w:numPr>
-        <w:spacing w:before="100" w:beforeAutospacing="1" w:after="0" w:line="240" w:lineRule="auto"/>
-        <w:rPr>
-          <w:rFonts w:ascii="Cambria Math" w:eastAsia="Times New Roman" w:hAnsi="Cambria Math" w:cs="Segoe UI"/>
-          <w:sz w:val="24"/>
+        <w:tabs>
+          <w:tab w:val="clear" w:pos="720"/>
+          <w:tab w:val="num" w:pos="0"/>
+        </w:tabs>
+        <w:spacing w:before="100" w:beforeAutospacing="1"/>
+        <w:ind w:left="0" w:firstLine="0"/>
+        <w:rPr>
+          <w:rFonts w:eastAsia="Times New Roman"/>
           <w:szCs w:val="28"/>
           <w:lang w:eastAsia="ru-RU"/>
         </w:rPr>
@@ -347,8 +354,7 @@
       <m:oMath>
         <m:r>
           <w:rPr>
-            <w:rFonts w:ascii="Cambria Math" w:eastAsia="Times New Roman" w:hAnsi="Cambria Math" w:cs="Segoe UI"/>
-            <w:sz w:val="24"/>
+            <w:rFonts w:ascii="Cambria Math" w:eastAsia="Times New Roman" w:hAnsi="Cambria Math"/>
             <w:szCs w:val="28"/>
             <w:lang w:eastAsia="ru-RU"/>
           </w:rPr>
@@ -358,9 +364,8 @@
           <m:sSupPr>
             <m:ctrlPr>
               <w:rPr>
-                <w:rFonts w:ascii="Cambria Math" w:eastAsia="Times New Roman" w:hAnsi="Cambria Math" w:cs="Segoe UI"/>
+                <w:rFonts w:ascii="Cambria Math" w:eastAsia="Times New Roman" w:hAnsi="Cambria Math"/>
                 <w:i/>
-                <w:sz w:val="24"/>
                 <w:szCs w:val="28"/>
                 <w:lang w:eastAsia="ru-RU"/>
               </w:rPr>
@@ -369,8 +374,7 @@
           <m:e>
             <m:r>
               <w:rPr>
-                <w:rFonts w:ascii="Cambria Math" w:eastAsia="Times New Roman" w:hAnsi="Cambria Math" w:cs="Segoe UI"/>
-                <w:sz w:val="24"/>
+                <w:rFonts w:ascii="Cambria Math" w:eastAsia="Times New Roman" w:hAnsi="Cambria Math"/>
                 <w:szCs w:val="28"/>
                 <w:lang w:eastAsia="ru-RU"/>
               </w:rPr>
@@ -380,8 +384,7 @@
           <m:sup>
             <m:r>
               <w:rPr>
-                <w:rFonts w:ascii="Cambria Math" w:eastAsia="Times New Roman" w:hAnsi="Cambria Math" w:cs="Segoe UI"/>
-                <w:sz w:val="24"/>
+                <w:rFonts w:ascii="Cambria Math" w:eastAsia="Times New Roman" w:hAnsi="Cambria Math"/>
                 <w:szCs w:val="28"/>
                 <w:lang w:eastAsia="ru-RU"/>
               </w:rPr>
@@ -392,13 +395,29 @@
       </m:oMath>
       <w:r>
         <w:rPr>
-          <w:rFonts w:ascii="Cambria Math" w:eastAsia="Times New Roman" w:hAnsi="Cambria Math" w:cs="Segoe UI"/>
-          <w:sz w:val="24"/>
+          <w:rFonts w:eastAsia="Times New Roman"/>
           <w:szCs w:val="28"/>
           <w:lang w:eastAsia="ru-RU"/>
         </w:rPr>
         <w:t xml:space="preserve"> </w:t>
       </w:r>
+    </w:p>
+    <w:p>
+      <w:pPr>
+        <w:spacing w:beforeAutospacing="1"/>
+        <w:rPr>
+          <w:rFonts w:eastAsia="Times New Roman"/>
+          <w:szCs w:val="28"/>
+          <w:lang w:eastAsia="ru-RU"/>
+        </w:rPr>
+        <w:sectPr>
+          <w:type w:val="continuous"/>
+          <w:pgSz w:w="11906" w:h="16838"/>
+          <w:pgMar w:top="850" w:right="850" w:bottom="850" w:left="850" w:header="708" w:footer="708" w:gutter="0"/>
+          <w:cols w:num="4" w:space="510"/>
+          <w:docGrid w:linePitch="360"/>
+        </w:sectPr>
+      </w:pPr>
     </w:p>
     <w:tbl>
       <w:tblPr>
@@ -425,18 +444,16 @@
           </w:tcPr>
           <w:p>
             <w:pPr>
-              <w:spacing w:before="100" w:beforeAutospacing="1" w:line="276" w:lineRule="auto"/>
-              <w:rPr>
-                <w:rFonts w:ascii="Cambria Math" w:eastAsia="Times New Roman" w:hAnsi="Cambria Math" w:cs="Segoe UI"/>
-                <w:sz w:val="24"/>
+              <w:spacing w:beforeAutospacing="1"/>
+              <w:rPr>
+                <w:rFonts w:eastAsia="Times New Roman"/>
                 <w:szCs w:val="28"/>
                 <w:lang w:eastAsia="ru-RU"/>
               </w:rPr>
             </w:pPr>
             <w:r>
               <w:rPr>
-                <w:rFonts w:ascii="Cambria Math" w:eastAsia="Times New Roman" w:hAnsi="Cambria Math" w:cs="Segoe UI"/>
-                <w:sz w:val="24"/>
+                <w:rFonts w:eastAsia="Times New Roman"/>
                 <w:szCs w:val="28"/>
                 <w:lang w:eastAsia="ru-RU"/>
               </w:rPr>
@@ -451,19 +468,17 @@
           </w:tcPr>
           <w:p>
             <w:pPr>
-              <w:spacing w:before="100" w:beforeAutospacing="1"/>
+              <w:spacing w:beforeAutospacing="1"/>
               <w:jc w:val="center"/>
               <w:rPr>
-                <w:rFonts w:ascii="Cambria Math" w:eastAsia="Times New Roman" w:hAnsi="Cambria Math" w:cs="Segoe UI"/>
-                <w:sz w:val="24"/>
+                <w:rFonts w:eastAsia="Times New Roman"/>
                 <w:szCs w:val="28"/>
                 <w:lang w:eastAsia="ru-RU"/>
               </w:rPr>
             </w:pPr>
             <w:r>
               <w:rPr>
-                <w:rFonts w:ascii="Cambria Math" w:eastAsia="Times New Roman" w:hAnsi="Cambria Math" w:cs="Segoe UI"/>
-                <w:sz w:val="24"/>
+                <w:rFonts w:eastAsia="Times New Roman"/>
                 <w:szCs w:val="28"/>
                 <w:lang w:eastAsia="ru-RU"/>
               </w:rPr>
@@ -478,19 +493,17 @@
           </w:tcPr>
           <w:p>
             <w:pPr>
-              <w:spacing w:before="100" w:beforeAutospacing="1"/>
+              <w:spacing w:beforeAutospacing="1"/>
               <w:jc w:val="center"/>
               <w:rPr>
-                <w:rFonts w:ascii="Cambria Math" w:eastAsia="Times New Roman" w:hAnsi="Cambria Math" w:cs="Segoe UI"/>
-                <w:sz w:val="24"/>
+                <w:rFonts w:eastAsia="Times New Roman"/>
                 <w:szCs w:val="28"/>
                 <w:lang w:eastAsia="ru-RU"/>
               </w:rPr>
             </w:pPr>
             <w:r>
               <w:rPr>
-                <w:rFonts w:ascii="Cambria Math" w:eastAsia="Times New Roman" w:hAnsi="Cambria Math" w:cs="Segoe UI"/>
-                <w:sz w:val="24"/>
+                <w:rFonts w:eastAsia="Times New Roman"/>
                 <w:szCs w:val="28"/>
                 <w:lang w:eastAsia="ru-RU"/>
               </w:rPr>
@@ -505,19 +518,17 @@
           </w:tcPr>
           <w:p>
             <w:pPr>
-              <w:spacing w:before="100" w:beforeAutospacing="1"/>
+              <w:spacing w:beforeAutospacing="1"/>
               <w:jc w:val="center"/>
               <w:rPr>
-                <w:rFonts w:ascii="Cambria Math" w:eastAsia="Times New Roman" w:hAnsi="Cambria Math" w:cs="Segoe UI"/>
-                <w:sz w:val="24"/>
+                <w:rFonts w:eastAsia="Times New Roman"/>
                 <w:szCs w:val="28"/>
                 <w:lang w:eastAsia="ru-RU"/>
               </w:rPr>
             </w:pPr>
             <w:r>
               <w:rPr>
-                <w:rFonts w:ascii="Cambria Math" w:eastAsia="Times New Roman" w:hAnsi="Cambria Math" w:cs="Segoe UI"/>
-                <w:sz w:val="24"/>
+                <w:rFonts w:eastAsia="Times New Roman"/>
                 <w:szCs w:val="28"/>
                 <w:lang w:eastAsia="ru-RU"/>
               </w:rPr>
@@ -538,10 +549,9 @@
           </w:tcPr>
           <w:p>
             <w:pPr>
-              <w:spacing w:before="100" w:beforeAutospacing="1"/>
-              <w:rPr>
-                <w:rFonts w:ascii="Cambria Math" w:eastAsia="Times New Roman" w:hAnsi="Cambria Math" w:cs="Segoe UI"/>
-                <w:sz w:val="24"/>
+              <w:spacing w:beforeAutospacing="1"/>
+              <w:rPr>
+                <w:rFonts w:eastAsia="Times New Roman"/>
                 <w:szCs w:val="28"/>
                 <w:lang w:eastAsia="ru-RU"/>
               </w:rPr>
@@ -554,10 +564,10 @@
           </w:tcPr>
           <w:p>
             <w:pPr>
-              <w:spacing w:before="100" w:beforeAutospacing="1"/>
-              <w:rPr>
-                <w:rFonts w:ascii="Cambria Math" w:eastAsia="Times New Roman" w:hAnsi="Cambria Math" w:cs="Segoe UI"/>
-                <w:sz w:val="24"/>
+              <w:spacing w:beforeAutospacing="1"/>
+              <w:jc w:val="center"/>
+              <w:rPr>
+                <w:rFonts w:eastAsia="Times New Roman"/>
                 <w:szCs w:val="28"/>
                 <w:lang w:eastAsia="ru-RU"/>
               </w:rPr>
@@ -570,10 +580,10 @@
           </w:tcPr>
           <w:p>
             <w:pPr>
-              <w:spacing w:before="100" w:beforeAutospacing="1"/>
-              <w:rPr>
-                <w:rFonts w:ascii="Cambria Math" w:eastAsia="Times New Roman" w:hAnsi="Cambria Math" w:cs="Segoe UI"/>
-                <w:sz w:val="24"/>
+              <w:spacing w:beforeAutospacing="1"/>
+              <w:jc w:val="center"/>
+              <w:rPr>
+                <w:rFonts w:eastAsia="Times New Roman"/>
                 <w:szCs w:val="28"/>
                 <w:lang w:eastAsia="ru-RU"/>
               </w:rPr>
@@ -586,10 +596,10 @@
           </w:tcPr>
           <w:p>
             <w:pPr>
-              <w:spacing w:before="100" w:beforeAutospacing="1"/>
-              <w:rPr>
-                <w:rFonts w:ascii="Cambria Math" w:eastAsia="Times New Roman" w:hAnsi="Cambria Math" w:cs="Segoe UI"/>
-                <w:sz w:val="24"/>
+              <w:spacing w:beforeAutospacing="1"/>
+              <w:jc w:val="center"/>
+              <w:rPr>
+                <w:rFonts w:eastAsia="Times New Roman"/>
                 <w:szCs w:val="28"/>
                 <w:lang w:eastAsia="ru-RU"/>
               </w:rPr>
@@ -598,16 +608,11 @@
         </w:tc>
       </w:tr>
     </w:tbl>
-    <w:p>
-      <w:pPr>
-        <w:rPr>
-          <w:sz w:val="24"/>
-        </w:rPr>
-      </w:pPr>
-    </w:p>
+    <w:p/>
     <w:sectPr>
+      <w:type w:val="continuous"/>
       <w:pgSz w:w="11906" w:h="16838"/>
-      <w:pgMar w:top="1134" w:right="850" w:bottom="1134" w:left="1701" w:header="708" w:footer="708" w:gutter="0"/>
+      <w:pgMar w:top="850" w:right="850" w:bottom="850" w:left="850" w:header="708" w:footer="708" w:gutter="0"/>
       <w:cols w:space="708"/>
       <w:docGrid w:linePitch="360"/>
     </w:sectPr>
@@ -1134,6 +1139,14 @@
   <w:style w:type="paragraph" w:default="1" w:styleId="a">
     <w:name w:val="Normal"/>
     <w:qFormat/>
+    <w:pPr>
+      <w:spacing w:after="0" w:line="240" w:lineRule="auto"/>
+      <w:jc w:val="both"/>
+    </w:pPr>
+    <w:rPr>
+      <w:rFonts w:ascii="Times New Roman" w:hAnsi="Times New Roman" w:cs="Times New Roman"/>
+      <w:sz w:val="24"/>
+    </w:rPr>
   </w:style>
   <w:style w:type="character" w:default="1" w:styleId="a0">
     <w:name w:val="Default Paragraph Font"/>
